--- a/pr-preview/pr-267/chapters/citations-evidence-tracked-changes.docx
+++ b/pr-preview/pr-267/chapters/citations-evidence-tracked-changes.docx
@@ -26,7 +26,7 @@
       </w:pPr>
       <w:ins w:id="2" w:author="PR Preview" w:date="2026-01-01T00:00:00Z">
         <w:r>
-          <w:t xml:space="preserve">Last modified: 2026-10-18 00:51:36 (PDT)</w:t>
+          <w:t xml:space="preserve">Last modified: 2026-10-18 01:00:35 (PDT)</w:t>
         </w:r>
       </w:ins>
     </w:p>

--- a/pr-preview/pr-267/chapters/citations-evidence-tracked-changes.docx
+++ b/pr-preview/pr-267/chapters/citations-evidence-tracked-changes.docx
@@ -26,7 +26,7 @@
       </w:pPr>
       <w:ins w:id="2" w:author="PR Preview" w:date="2026-01-01T00:00:00Z">
         <w:r>
-          <w:t xml:space="preserve">Last modified: 2026-10-18 01:00:35 (PDT)</w:t>
+          <w:t xml:space="preserve">Last modified: 2026-10-18 11:12:00 (PDT)</w:t>
         </w:r>
       </w:ins>
     </w:p>
@@ -3227,7 +3227,7 @@
       </w:ins>
       <w:ins w:id="30" w:author="PR Preview" w:date="2026-01-01T00:00:00Z">
         <w:r>
-          <w:t xml:space="preserve">The sites get this from the shared citation style and filter in</w:t>
+          <w:t xml:space="preserve">Never start a sentence or a list item with a bare</w:t>
         </w:r>
       </w:ins>
       <w:ins w:id="31" w:author="PR Preview" w:date="2026-01-01T00:00:00Z">
@@ -3235,8 +3235,94 @@
           <w:t xml:space="preserve"> </w:t>
         </w:r>
       </w:ins>
+      <w:ins w:id="32" w:author="PR Preview" w:date="2026-01-01T00:00:00Z">
+        <w:r>
+          <w:rPr>
+            <w:rStyle w:val="VerbatimChar"/>
+          </w:rPr>
+          <w:t xml:space="preserve">@key</w:t>
+        </w:r>
+      </w:ins>
+      <w:ins w:id="33" w:author="PR Preview" w:date="2026-01-01T00:00:00Z">
+        <w:r>
+          <w:t xml:space="preserve"> </w:t>
+        </w:r>
+      </w:ins>
+      <w:ins w:id="34" w:author="PR Preview" w:date="2026-01-01T00:00:00Z">
+        <w:r>
+          <w:t xml:space="preserve">unless the author is its subject.</w:t>
+        </w:r>
+      </w:ins>
+      <w:ins w:id="35" w:author="PR Preview" w:date="2026-01-01T00:00:00Z">
+        <w:r>
+          <w:t xml:space="preserve"> </w:t>
+        </w:r>
+      </w:ins>
+      <w:ins w:id="36" w:author="PR Preview" w:date="2026-01-01T00:00:00Z">
+        <w:r>
+          <w:t xml:space="preserve">The author list becomes the subject, so a list of such items prints the same author name, such as</w:t>
+        </w:r>
+      </w:ins>
+      <w:ins w:id="37" w:author="PR Preview" w:date="2026-01-01T00:00:00Z">
+        <w:r>
+          <w:t xml:space="preserve"> </w:t>
+        </w:r>
+      </w:ins>
+      <w:ins w:id="38" w:author="PR Preview" w:date="2026-01-01T00:00:00Z">
+        <w:r>
+          <w:t xml:space="preserve">“Wikipedia contributors [3]”</w:t>
+        </w:r>
+      </w:ins>
+      <w:ins w:id="39" w:author="PR Preview" w:date="2026-01-01T00:00:00Z">
+        <w:r>
+          <w:t xml:space="preserve">, again and again.</w:t>
+        </w:r>
+      </w:ins>
+      <w:ins w:id="40" w:author="PR Preview" w:date="2026-01-01T00:00:00Z">
+        <w:r>
+          <w:t xml:space="preserve"> </w:t>
+        </w:r>
+      </w:ins>
+      <w:ins w:id="41" w:author="PR Preview" w:date="2026-01-01T00:00:00Z">
+        <w:r>
+          <w:t xml:space="preserve">Write the description first, and end the sentence with the bracketed</w:t>
+        </w:r>
+      </w:ins>
+      <w:ins w:id="42" w:author="PR Preview" w:date="2026-01-01T00:00:00Z">
+        <w:r>
+          <w:t xml:space="preserve"> </w:t>
+        </w:r>
+      </w:ins>
+      <w:ins w:id="43" w:author="PR Preview" w:date="2026-01-01T00:00:00Z">
+        <w:r>
+          <w:rPr>
+            <w:rStyle w:val="VerbatimChar"/>
+          </w:rPr>
+          <w:t xml:space="preserve">[@key]</w:t>
+        </w:r>
+      </w:ins>
+      <w:ins w:id="44" w:author="PR Preview" w:date="2026-01-01T00:00:00Z">
+        <w:r>
+          <w:t xml:space="preserve">.</w:t>
+        </w:r>
+      </w:ins>
+      <w:ins w:id="45" w:author="PR Preview" w:date="2026-01-01T00:00:00Z">
+        <w:r>
+          <w:t xml:space="preserve"> </w:t>
+        </w:r>
+      </w:ins>
+      <w:ins w:id="46" w:author="PR Preview" w:date="2026-01-01T00:00:00Z">
+        <w:r>
+          <w:t xml:space="preserve">The sites get this from the shared citation style and filter in</w:t>
+        </w:r>
+      </w:ins>
+      <w:ins w:id="47" w:author="PR Preview" w:date="2026-01-01T00:00:00Z">
+        <w:r>
+          <w:t xml:space="preserve"> </w:t>
+        </w:r>
+      </w:ins>
       <w:hyperlink r:id="rId37">
-        <w:ins w:id="32" w:author="PR Preview" w:date="2026-01-01T00:00:00Z">
+        <w:ins w:id="48" w:author="PR Preview" w:date="2026-01-01T00:00:00Z">
           <w:r>
             <w:rPr>
               <w:rStyle w:val="Hyperlink"/>
@@ -3245,7 +3331,7 @@
           </w:r>
         </w:ins>
       </w:hyperlink>
-      <w:ins w:id="33" w:author="PR Preview" w:date="2026-01-01T00:00:00Z">
+      <w:ins w:id="49" w:author="PR Preview" w:date="2026-01-01T00:00:00Z">
         <w:r>
           <w:t xml:space="preserve">.</w:t>
         </w:r>
@@ -3257,7 +3343,7 @@
       <w:pPr>
         <w:pStyle w:val="Heading2"/>
       </w:pPr>
-      <w:ins w:id="34" w:author="PR Preview" w:date="2026-01-01T00:00:00Z">
+      <w:ins w:id="50" w:author="PR Preview" w:date="2026-01-01T00:00:00Z">
         <w:r>
           <w:t xml:space="preserve">10 Best practices</w:t>
         </w:r>
@@ -3437,7 +3523,7 @@
       <w:pPr>
         <w:pStyle w:val="Heading2"/>
       </w:pPr>
-      <w:del w:id="35" w:author="PR Preview" w:date="2026-01-01T00:00:00Z">
+      <w:del w:id="51" w:author="PR Preview" w:date="2026-01-01T00:00:00Z">
         <w:r>
           <w:delText xml:space="preserve">10 Quote the original</w:delText>
         </w:r>
@@ -3447,7 +3533,7 @@
       <w:pPr>
         <w:pStyle w:val="Heading2"/>
       </w:pPr>
-      <w:ins w:id="36" w:author="PR Preview" w:date="2026-01-01T00:00:00Z">
+      <w:ins w:id="52" w:author="PR Preview" w:date="2026-01-01T00:00:00Z">
         <w:r>
           <w:t xml:space="preserve">11 Quote the original</w:t>
         </w:r>
@@ -3533,7 +3619,7 @@
       <w:pPr>
         <w:pStyle w:val="Heading2"/>
       </w:pPr>
-      <w:del w:id="37" w:author="PR Preview" w:date="2026-01-01T00:00:00Z">
+      <w:del w:id="53" w:author="PR Preview" w:date="2026-01-01T00:00:00Z">
         <w:r>
           <w:delText xml:space="preserve">11 Copy organization names from their source</w:delText>
         </w:r>
@@ -3543,7 +3629,7 @@
       <w:pPr>
         <w:pStyle w:val="Heading2"/>
       </w:pPr>
-      <w:ins w:id="38" w:author="PR Preview" w:date="2026-01-01T00:00:00Z">
+      <w:ins w:id="54" w:author="PR Preview" w:date="2026-01-01T00:00:00Z">
         <w:r>
           <w:t xml:space="preserve">12 Copy organization names from their source</w:t>
         </w:r>
@@ -3575,7 +3661,7 @@
       <w:pPr>
         <w:pStyle w:val="Heading2"/>
       </w:pPr>
-      <w:del w:id="39" w:author="PR Preview" w:date="2026-01-01T00:00:00Z">
+      <w:del w:id="55" w:author="PR Preview" w:date="2026-01-01T00:00:00Z">
         <w:r>
           <w:delText xml:space="preserve">12 Verify each bibliography entry</w:delText>
         </w:r>
@@ -3585,7 +3671,7 @@
       <w:pPr>
         <w:pStyle w:val="Heading2"/>
       </w:pPr>
-      <w:ins w:id="40" w:author="PR Preview" w:date="2026-01-01T00:00:00Z">
+      <w:ins w:id="56" w:author="PR Preview" w:date="2026-01-01T00:00:00Z">
         <w:r>
           <w:t xml:space="preserve">13 Verify each bibliography entry</w:t>
         </w:r>
@@ -3672,7 +3758,7 @@
       <w:pPr>
         <w:pStyle w:val="Heading2"/>
       </w:pPr>
-      <w:del w:id="41" w:author="PR Preview" w:date="2026-01-01T00:00:00Z">
+      <w:del w:id="57" w:author="PR Preview" w:date="2026-01-01T00:00:00Z">
         <w:r>
           <w:delText xml:space="preserve">13 Cite an alias directly</w:delText>
         </w:r>
@@ -3682,7 +3768,7 @@
       <w:pPr>
         <w:pStyle w:val="Heading2"/>
       </w:pPr>
-      <w:ins w:id="42" w:author="PR Preview" w:date="2026-01-01T00:00:00Z">
+      <w:ins w:id="58" w:author="PR Preview" w:date="2026-01-01T00:00:00Z">
         <w:r>
           <w:t xml:space="preserve">14 Cite an alias directly</w:t>
         </w:r>
@@ -3781,7 +3867,7 @@
       <w:pPr>
         <w:pStyle w:val="Heading2"/>
       </w:pPr>
-      <w:del w:id="43" w:author="PR Preview" w:date="2026-01-01T00:00:00Z">
+      <w:del w:id="59" w:author="PR Preview" w:date="2026-01-01T00:00:00Z">
         <w:r>
           <w:delText xml:space="preserve">14 Cite the original for named results</w:delText>
         </w:r>
@@ -3791,7 +3877,7 @@
       <w:pPr>
         <w:pStyle w:val="Heading2"/>
       </w:pPr>
-      <w:ins w:id="44" w:author="PR Preview" w:date="2026-01-01T00:00:00Z">
+      <w:ins w:id="60" w:author="PR Preview" w:date="2026-01-01T00:00:00Z">
         <w:r>
           <w:t xml:space="preserve">15 Cite the original for named results</w:t>
         </w:r>
@@ -4176,7 +4262,7 @@
       <w:pPr>
         <w:pStyle w:val="Heading2"/>
       </w:pPr>
-      <w:del w:id="45" w:author="PR Preview" w:date="2026-01-01T00:00:00Z">
+      <w:del w:id="61" w:author="PR Preview" w:date="2026-01-01T00:00:00Z">
         <w:r>
           <w:delText xml:space="preserve">15 Put the content first</w:delText>
         </w:r>
@@ -4186,7 +4272,7 @@
       <w:pPr>
         <w:pStyle w:val="Heading2"/>
       </w:pPr>
-      <w:ins w:id="46" w:author="PR Preview" w:date="2026-01-01T00:00:00Z">
+      <w:ins w:id="62" w:author="PR Preview" w:date="2026-01-01T00:00:00Z">
         <w:r>
           <w:t xml:space="preserve">16 Put the content first</w:t>
         </w:r>
@@ -4242,7 +4328,7 @@
       <w:pPr>
         <w:pStyle w:val="Heading2"/>
       </w:pPr>
-      <w:del w:id="47" w:author="PR Preview" w:date="2026-01-01T00:00:00Z">
+      <w:del w:id="63" w:author="PR Preview" w:date="2026-01-01T00:00:00Z">
         <w:r>
           <w:delText xml:space="preserve">16 Adapting another course’s material</w:delText>
         </w:r>
@@ -4252,7 +4338,7 @@
       <w:pPr>
         <w:pStyle w:val="Heading2"/>
       </w:pPr>
-      <w:ins w:id="48" w:author="PR Preview" w:date="2026-01-01T00:00:00Z">
+      <w:ins w:id="64" w:author="PR Preview" w:date="2026-01-01T00:00:00Z">
         <w:r>
           <w:t xml:space="preserve">17 Adapting another course’s material</w:t>
         </w:r>
@@ -4500,7 +4586,7 @@
       <w:pPr>
         <w:pStyle w:val="Heading2"/>
       </w:pPr>
-      <w:del w:id="49" w:author="PR Preview" w:date="2026-01-01T00:00:00Z">
+      <w:del w:id="65" w:author="PR Preview" w:date="2026-01-01T00:00:00Z">
         <w:r>
           <w:delText xml:space="preserve">17 Material from your own work</w:delText>
         </w:r>
@@ -4510,7 +4596,7 @@
       <w:pPr>
         <w:pStyle w:val="Heading2"/>
       </w:pPr>
-      <w:ins w:id="50" w:author="PR Preview" w:date="2026-01-01T00:00:00Z">
+      <w:ins w:id="66" w:author="PR Preview" w:date="2026-01-01T00:00:00Z">
         <w:r>
           <w:t xml:space="preserve">18 Material from your own work</w:t>
         </w:r>
@@ -4955,7 +5041,7 @@
       <w:pPr>
         <w:pStyle w:val="Heading2"/>
       </w:pPr>
-      <w:del w:id="51" w:author="PR Preview" w:date="2026-01-01T00:00:00Z">
+      <w:del w:id="67" w:author="PR Preview" w:date="2026-01-01T00:00:00Z">
         <w:r>
           <w:delText xml:space="preserve">18 Common citation errors to avoid</w:delText>
         </w:r>
@@ -4965,7 +5051,7 @@
       <w:pPr>
         <w:pStyle w:val="Heading2"/>
       </w:pPr>
-      <w:ins w:id="52" w:author="PR Preview" w:date="2026-01-01T00:00:00Z">
+      <w:ins w:id="68" w:author="PR Preview" w:date="2026-01-01T00:00:00Z">
         <w:r>
           <w:t xml:space="preserve">19 Common citation errors to avoid</w:t>
         </w:r>
@@ -5152,7 +5238,7 @@
       <w:pPr>
         <w:pStyle w:val="Heading2"/>
       </w:pPr>
-      <w:del w:id="53" w:author="PR Preview" w:date="2026-01-01T00:00:00Z">
+      <w:del w:id="69" w:author="PR Preview" w:date="2026-01-01T00:00:00Z">
         <w:r>
           <w:delText xml:space="preserve">19 Examples</w:delText>
         </w:r>
@@ -5162,7 +5248,7 @@
       <w:pPr>
         <w:pStyle w:val="Heading3"/>
       </w:pPr>
-      <w:del w:id="54" w:author="PR Preview" w:date="2026-01-01T00:00:00Z">
+      <w:del w:id="70" w:author="PR Preview" w:date="2026-01-01T00:00:00Z">
         <w:r>
           <w:delText xml:space="preserve">19.1 Poor (unsupported claim)</w:delText>
         </w:r>
@@ -5172,7 +5258,7 @@
       <w:pPr>
         <w:pStyle w:val="Heading2"/>
       </w:pPr>
-      <w:ins w:id="55" w:author="PR Preview" w:date="2026-01-01T00:00:00Z">
+      <w:ins w:id="71" w:author="PR Preview" w:date="2026-01-01T00:00:00Z">
         <w:r>
           <w:t xml:space="preserve">20 Examples</w:t>
         </w:r>
@@ -5183,7 +5269,7 @@
       <w:pPr>
         <w:pStyle w:val="Heading3"/>
       </w:pPr>
-      <w:ins w:id="56" w:author="PR Preview" w:date="2026-01-01T00:00:00Z">
+      <w:ins w:id="72" w:author="PR Preview" w:date="2026-01-01T00:00:00Z">
         <w:r>
           <w:t xml:space="preserve">20.1 Poor (unsupported claim)</w:t>
         </w:r>
@@ -5218,7 +5304,7 @@
       <w:pPr>
         <w:pStyle w:val="Heading3"/>
       </w:pPr>
-      <w:del w:id="57" w:author="PR Preview" w:date="2026-01-01T00:00:00Z">
+      <w:del w:id="73" w:author="PR Preview" w:date="2026-01-01T00:00:00Z">
         <w:r>
           <w:delText xml:space="preserve">19.2 Better (citation provided)</w:delText>
         </w:r>
@@ -5228,7 +5314,7 @@
       <w:pPr>
         <w:pStyle w:val="Heading3"/>
       </w:pPr>
-      <w:ins w:id="58" w:author="PR Preview" w:date="2026-01-01T00:00:00Z">
+      <w:ins w:id="74" w:author="PR Preview" w:date="2026-01-01T00:00:00Z">
         <w:r>
           <w:t xml:space="preserve">20.2 Better (citation provided)</w:t>
         </w:r>
@@ -5272,7 +5358,7 @@
       <w:pPr>
         <w:pStyle w:val="Heading3"/>
       </w:pPr>
-      <w:del w:id="59" w:author="PR Preview" w:date="2026-01-01T00:00:00Z">
+      <w:del w:id="75" w:author="PR Preview" w:date="2026-01-01T00:00:00Z">
         <w:r>
           <w:delText xml:space="preserve">19.3 Best (citation with context)</w:delText>
         </w:r>
@@ -5282,7 +5368,7 @@
       <w:pPr>
         <w:pStyle w:val="Heading3"/>
       </w:pPr>
-      <w:ins w:id="60" w:author="PR Preview" w:date="2026-01-01T00:00:00Z">
+      <w:ins w:id="76" w:author="PR Preview" w:date="2026-01-01T00:00:00Z">
         <w:r>
           <w:t xml:space="preserve">20.3 Best (citation with context)</w:t>
         </w:r>
@@ -5338,7 +5424,7 @@
       <w:pPr>
         <w:pStyle w:val="Heading3"/>
       </w:pPr>
-      <w:del w:id="61" w:author="PR Preview" w:date="2026-01-01T00:00:00Z">
+      <w:del w:id="77" w:author="PR Preview" w:date="2026-01-01T00:00:00Z">
         <w:r>
           <w:delText xml:space="preserve">19.4 Poor (irrelevant citation)</w:delText>
         </w:r>
@@ -5348,7 +5434,7 @@
       <w:pPr>
         <w:pStyle w:val="Heading3"/>
       </w:pPr>
-      <w:ins w:id="62" w:author="PR Preview" w:date="2026-01-01T00:00:00Z">
+      <w:ins w:id="78" w:author="PR Preview" w:date="2026-01-01T00:00:00Z">
         <w:r>
           <w:t xml:space="preserve">20.4 Poor (irrelevant citation)</w:t>
         </w:r>
@@ -5392,7 +5478,7 @@
       <w:pPr>
         <w:pStyle w:val="Heading3"/>
       </w:pPr>
-      <w:del w:id="63" w:author="PR Preview" w:date="2026-01-01T00:00:00Z">
+      <w:del w:id="79" w:author="PR Preview" w:date="2026-01-01T00:00:00Z">
         <w:r>
           <w:delText xml:space="preserve">19.5 Better (relevant citation)</w:delText>
         </w:r>
@@ -5402,7 +5488,7 @@
       <w:pPr>
         <w:pStyle w:val="Heading3"/>
       </w:pPr>
-      <w:ins w:id="64" w:author="PR Preview" w:date="2026-01-01T00:00:00Z">
+      <w:ins w:id="80" w:author="PR Preview" w:date="2026-01-01T00:00:00Z">
         <w:r>
           <w:t xml:space="preserve">20.5 Better (relevant citation)</w:t>
         </w:r>
@@ -5447,7 +5533,7 @@
       <w:pPr>
         <w:pStyle w:val="Heading2"/>
       </w:pPr>
-      <w:del w:id="65" w:author="PR Preview" w:date="2026-01-01T00:00:00Z">
+      <w:del w:id="81" w:author="PR Preview" w:date="2026-01-01T00:00:00Z">
         <w:r>
           <w:delText xml:space="preserve">20 Conclusion</w:delText>
         </w:r>
@@ -5457,7 +5543,7 @@
       <w:pPr>
         <w:pStyle w:val="Heading2"/>
       </w:pPr>
-      <w:ins w:id="66" w:author="PR Preview" w:date="2026-01-01T00:00:00Z">
+      <w:ins w:id="82" w:author="PR Preview" w:date="2026-01-01T00:00:00Z">
         <w:r>
           <w:t xml:space="preserve">21 Conclusion</w:t>
         </w:r>
